--- a/por/docx/24.content.docx
+++ b/por/docx/24.content.docx
@@ -11,6 +11,15 @@
         <w:pStyle w:val="Heading2"/>
       </w:pPr>
       <w:r>
+        <w:t>Resource: Notas de Estudo (Tyndale)</w:t>
+      </w:r>
+      <w:r/>
+    </w:p>
+    <w:p>
+      <w:pPr>
+        <w:pStyle w:val="Heading2"/>
+      </w:pPr>
+      <w:r>
         <w:t>License Information</w:t>
       </w:r>
       <w:r/>
@@ -21,7 +30,7 @@
         <w:rPr>
           <w:b/>
         </w:rPr>
-        <w:t>Study Notes (Tyndale)</w:t>
+        <w:t>Notas de Estudo (Tyndale)</w:t>
       </w:r>
       <w:r>
         <w:t xml:space="preserve"> (Portuguese) is based on</w:t>
@@ -74,7 +83,7 @@
         <w:pStyle w:val="Heading1"/>
       </w:pPr>
       <w:r>
-        <w:t>Study Notes (Tyndale)</w:t>
+        <w:t>Notas de Estudo (Tyndale)</w:t>
       </w:r>
     </w:p>
     <w:p>
@@ -83,6 +92,51 @@
           <w:headerReference w:type="even" r:id="rId8"/>
           <w:headerReference w:type="default" r:id="rId9"/>
           <w:footerReference w:type="default" r:id="rId10"/>
+          <w:footnotePr>
+            <w:numRestart w:val="eachSect"/>
+          </w:footnotePr>
+          <w:type w:val="continuous"/>
+          <w:pgSz w:w="12240" w:h="15840" w:code="1"/>
+          <w:pgMar w:top="1440" w:right="1440" w:bottom="1440" w:left="1440" w:header="504" w:footer="504" w:gutter="0"/>
+          <w:cols w:space="708"/>
+          <w:titlePg/>
+          <w:docGrid w:linePitch="360"/>
+        </w:sectPr>
+      </w:pPr>
+    </w:p>
+    <w:p>
+      <w:r/>
+    </w:p>
+    <w:p>
+      <w:pPr>
+        <w:pStyle w:val="Heading2"/>
+      </w:pPr>
+      <w:r>
+        <w:t>JER</w:t>
+      </w:r>
+      <w:r/>
+    </w:p>
+    <w:p>
+      <w:r/>
+      <w:r>
+        <w:rPr>
+          <w:i/>
+        </w:rPr>
+        <w:t>Jeremias 1.1–19, Jeremias 1.2–3, Jeremias 1.4–5, Jeremias 1.6, Jeremias 1.7–8, Jeremias 1.9, Jeremias 1.11–12, Jeremias 1.13–14, Jeremias 1.17, Jeremias 1.18, Jeremias 1.19, Jeremias 2.1–13, Jeremias 2.2, Jeremias 2.3, Jeremias 2.5, Jeremias 2.6, Jeremias 2.7, Jeremias 2.8, Jeremias 2.9, Jeremias 2.10, Jeremias 2.11, Jeremias 2.12, Jeremias 2.13, Jeremias 2.14, Jeremias 2.14–22, Jeremias 2.15, Jeremias 2.16, Jeremias 2.18, Jeremias 2.19, Jeremias 2.20–21, Jeremias 2.22, Jeremias 2.23, Jeremias 2.23–3.5, Jeremias 2.25, Jeremias 2.26, Jeremias 2.27, Jeremias 2.28, Jeremias 2.30, Jeremias 2.31, Jeremias 2.32, Jeremias 2.33–34, Jeremias 2.35, Jeremias 2.36, Jeremias 3.1, Jeremias 3.1–5, Jeremias 3.2, Jeremias 3.3, Jeremias 3.4–5, Jeremias 3.6–10, Jeremias 3.7–8, Jeremias 3.8, Jeremias 3.9, Jeremias 3.10, Jeremias 3.11–4.2, Jeremias 3.12, Jeremias 3.13, Jeremias 3.14, Jeremias 3.15, Jeremias 3.16, Jeremias 3.17, Jeremias 3.18, Jeremias 3.19–20, Jeremias 3.21–4.2, Jeremias 3.22, Jeremias 3.22–24, Jeremias 4.1, Jeremias 4.2, Jeremias 4.3, Jeremias 4.3–18, Jeremias 4.4, Jeremias 4.5–6, Jeremias 4.7, Jeremias 4.8, Jeremias 4.9, Jeremias 4.10, Jeremias 4.11–12, Jeremias 4.13, Jeremias 4.14–15, Jeremias 4.17–18, Jeremias 4.19–21, Jeremias 4.23–26, Jeremias 4.28, Jeremias 4.29, Jeremias 4.30, Jeremias 4.31, Jeremias 5.1–2, Jeremias 5.3, Jeremias 5.4–5, Jeremias 5.6, Jeremias 5.7–8, Jeremias 5.9, Jeremias 5.10–13, Jeremias 5.12–13, Jeremias 5.14–19, Jeremias 5.15, Jeremias 5.16–17, Jeremias 5.18–19, Jeremias 5.20–21, Jeremias 5.22, Jeremias 5.23–25, Jeremias 5.26–28, Jeremias 5.29–31, Jeremias 6.1, Jeremias 6.1–9, Jeremias 6.2–5, Jeremias 6.6–7, Jeremias 6.8, Jeremias 6.9, Jeremias 6.10, Jeremias 6.10–15, Jeremias 6.11–12, Jeremias 6.13, Jeremias 6.14, Jeremias 6.16, Jeremias 6.16–21, Jeremias 6.17, Jeremias 6.18–19, Jeremias 6.20, Jeremias 6.22–23, Jeremias 6.22–30, Jeremias 6.26, Jeremias 6.27, Jeremias 6.27–30, Jeremias 6.28, Jeremias 6.29, Jeremias 6.30, Jeremias 7.1–2, Jeremias 7.1–15, Jeremias 7.3–4, Jeremias 7.5–7, Jeremias 7.8–10, Jeremias 7.11, Jeremias 7.12, Jeremias 7.12–15, Jeremias 7.13–15, Jeremias 7.16, Jeremias 7.17–18, Jeremias 7.19, Jeremias 7.20–23, Jeremias 7.24–26, Jeremias 7.27–29, Jeremias 7.30–34, Jeremias 7.30–8.3, Jeremias 8.1–2, Jeremias 8.4–7, Jeremias 8.4–17, Jeremias 8.6, Jeremias 8.7, Jeremias 8.8, Jeremias 8.8–13, Jeremias 8.9–10, Jeremias 8.10–12, Jeremias 8.13, Jeremias 8.14–15, Jeremias 8.16, Jeremias 8.18–9.26, Jeremias 8.20, Jeremias 8.21–22, Jeremias 8.22, Jeremias 9.2, Jeremias 9.3, Jeremias 9.3–16, Jeremias 9.4–6, Jeremias 9.7–9, Jeremias 9.10, Jeremias 9.11, Jeremias 9.12, Jeremias 9.13–14, Jeremias 9.15–16, Jeremias 9.17, Jeremias 9.17–26, Jeremias 9.18–19, Jeremias 9.20–21, Jeremias 9.23, Jeremias 9.23–24, Jeremias 9.24, Jeremias 9.25, Jeremias 9.26, Jeremias 10.1, Jeremias 10.1–16, Jeremias 10.1–25, Jeremias 10.2, Jeremias 10.3, Jeremias 10.4, Jeremias 10.5, Jeremias 10.6, Jeremias 10.7, Jeremias 10.9, Jeremias 10.10, Jeremias 10.11, Jeremias 10.12, Jeremias 10.12–16, Jeremias 10.13, Jeremias 10.16, Jeremias 10.17–18, Jeremias 10.17–22, Jeremias 10.19, Jeremias 10.20, Jeremias 10.21, Jeremias 10.22, Jeremias 10.23–25, Jeremias 11.1–3, Jeremias 11.1–17, Jeremias 11.4, Jeremias 11.5, Jeremias 11.6–7, Jeremias 11.8, Jeremias 11.9–10, Jeremias 11.11, Jeremias 11.12, Jeremias 11.13, Jeremias 11.14, Jeremias 11.15, Jeremias 11.16–17, Jeremias 11.18–19, Jeremias 11.18–23, Jeremias 11.20, Jeremias 11.21–23, Jeremias 12.1, Jeremias 12.1–4, Jeremias 12.2, Jeremias 12.3, Jeremias 12.4, Jeremias 12.5, Jeremias 12.5–13, Jeremias 12.6, Jeremias 12.7–13, Jeremias 12.9, Jeremias 12.10, Jeremias 12.10–13, Jeremias 12.11, Jeremias 12.12, Jeremias 12.13, Jeremias 12.14, Jeremias 12.14–17, Jeremias 12.15, Jeremias 12.16, Jeremias 12.17, Jeremias 13.1–2, Jeremias 13.1–14, Jeremias 13.3–5, Jeremias 13.6–7, Jeremias 13.8–9, Jeremias 13.10–11, Jeremias 13.12–14, Jeremias 13.15–16, Jeremias 13.17, Jeremias 13.18–19, Jeremias 13.20–22, Jeremias 13.23, Jeremias 13.24, Jeremias 13.24–27, Jeremias 13.25, Jeremias 13.26, Jeremias 13.27, Jeremias 14.1–22, Jeremias 14.2–3, Jeremias 14.4–6, Jeremias 14.7–9, Jeremias 14.10, Jeremias 14.11–12, Jeremias 14.13–16, Jeremias 14.17–18, Jeremias 14.19–22, Jeremias 14.22, Jeremias 15.1, Jeremias 15.1–9, Jeremias 15.2, Jeremias 15.4, Jeremias 15.5, Jeremias 15.6–7, Jeremias 15.8–9, Jeremias 15.10, Jeremias 15.10–21, Jeremias 15.11, Jeremias 15.11–14, Jeremias 15.12, Jeremias 15.13–14, Jeremias 15.15–18, Jeremias 15.16–17, Jeremias 15.18, Jeremias 15.19, Jeremias 15.20–21, Jeremias 16.1–2, Jeremias 16.1–18, Jeremias 16.3–4, Jeremias 16.5–7, Jeremias 16.8–9, Jeremias 16.10, Jeremias 16.11–13, Jeremias 16.14–15, Jeremias 16.14–18, Jeremias 16.16, Jeremias 16.18, Jeremias 16.19–20, Jeremias 16.21, Jeremias 17.1, Jeremias 17.1–4, Jeremias 17.2, Jeremias 17.3, Jeremias 17.4, Jeremias 17.5, Jeremias 17.5–10, Jeremias 17.6, Jeremias 17.7–8, Jeremias 17.9–10, Jeremias 17.11, Jeremias 17.11–13, Jeremias 17.11–18, Jeremias 17.12, Jeremias 17.14, Jeremias 17.14–18, Jeremias 17.15, Jeremias 17.16, Jeremias 17.17, Jeremias 17.18, Jeremias 17.19–20, Jeremias 17.19–27, Jeremias 17.21–22, Jeremias 17.23, Jeremias 17.24–25, Jeremias 17.26, Jeremias 17.27, Jeremias 18.1–4, Jeremias 18.1–11, Jeremias 18.5–6, Jeremias 18.7–10, Jeremias 18.11, Jeremias 18.12, Jeremias 18.13, Jeremias 18.13–17, Jeremias 18.14–15, Jeremias 18.16–17, Jeremias 18.18, Jeremias 18.18–23, Jeremias 18.19–20, Jeremias 18.21–23, Jeremias 19.1–15, Jeremias 19.4–5, Jeremias 19.6, Jeremias 19.9, Jeremias 19.10–13, Jeremias 19.14–15, Jeremias 20.1–2, Jeremias 20.1–6, Jeremias 20.3, Jeremias 20.4–5, Jeremias 20.6, Jeremias 20.7, Jeremias 20.8–9, Jeremias 20.10, Jeremias 20.11, Jeremias 20.12, Jeremias 20.13, Jeremias 20.14–18, Jeremias 20.16, Jeremias 20.17–18, Jeremias 21.1, Jeremias 21.1–10, Jeremias 21.1–28.17, Jeremias 21.2, Jeremias 21.3–7, Jeremias 21.8–10, Jeremias 21.11–12, Jeremias 21.11–14, Jeremias 21.13–14, Jeremias 22.1–5, Jeremias 22.1–23.8, Jeremias 22.3, Jeremias 22.6–7, Jeremias 22.6–9, Jeremias 22.8–9, Jeremias 22.10–12, Jeremias 22.10–30, Jeremias 22.13, Jeremias 22.13–23, Jeremias 22.14, Jeremias 22.15–16, Jeremias 22.17, Jeremias 22.18–23, Jeremias 22.19, Jeremias 22.20, Jeremias 22.22, Jeremias 22.24–30, Jeremias 22.25–27, Jeremias 22.28–30, Jeremias 22.29, Jeremias 22.30, Jeremias 23.1, Jeremias 23.1–8, Jeremias 23.3, Jeremias 23.4, Jeremias 23.5, Jeremias 23.6, Jeremias 23.9–10, Jeremias 23.9–32, Jeremias 23.10, Jeremias 23.11, Jeremias 23.12, Jeremias 23.13–14, Jeremias 23.15, Jeremias 23.16, Jeremias 23.16–32, Jeremias 23.17, Jeremias 23.18–19, Jeremias 23.19–20, Jeremias 23.21–24, Jeremias 23.22, Jeremias 23.23–24, Jeremias 23.25–27, Jeremias 23.28, Jeremias 23.29, Jeremias 23.30–32, Jeremias 23.33, Jeremias 23.33–40, Jeremias 23.34–35, Jeremias 23.36, Jeremias 23.37–40, Jeremias 23.40, Jeremias 24.1, Jeremias 24.1–10, Jeremias 24.4–7, Jeremias 24.7, Jeremias 24.8–10, Jeremias 25.1, Jeremias 25.1–14, Jeremias 25.3, Jeremias 25.4, Jeremias 25.5–6, Jeremias 25.7–9, Jeremias 25.10, Jeremias 25.11, Jeremias 25.12–14, Jeremias 25.15, Jeremias 25.15–38, Jeremias 25.16, Jeremias 25.17, Jeremias 25.18, Jeremias 25.19–20, Jeremias 25.21–22, Jeremias 25.23–26, Jeremias 25.27–29, Jeremias 25.30–31, Jeremias 25.32–33, Jeremias 25.34–35, Jeremias 25.36, Jeremias 25.37–38, Jeremias 25.38, Jeremias 26.1–24, Jeremias 26.2, Jeremias 26.3, Jeremias 26.4–6, Jeremias 26.7–9, Jeremias 26.10–15, Jeremias 26.12–13, Jeremias 26.14–15, Jeremias 26.16, Jeremias 26.17–19, Jeremias 26.24, Jeremias 27.1–22, Jeremias 27.4–5, Jeremias 27.6–8, Jeremias 27.8, Jeremias 27.9–10, Jeremias 27.12–15, Jeremias 27.16, Jeremias 27.18–19, Jeremias 27.20–22, Jeremias 27.22, Jeremias 28.1, Jeremias 28.1–17, Jeremias 28.2–3, Jeremias 28.4, Jeremias 28.5–6, Jeremias 28.7–9, Jeremias 28.10–11, Jeremias 28.12–14, Jeremias 28.15–17, Jeremias 29.1–23, Jeremias 29.2, Jeremias 29.5–7, Jeremias 29.8–9, Jeremias 29.10, Jeremias 29.11, Jeremias 29.12–13, Jeremias 29.15, Jeremias 29.16–18, Jeremias 29.20–22, Jeremias 29.24–32, Jeremias 29.29, Jeremias 29.30–32, Jeremias 30.1–24, Jeremias 30.1–33.26, Jeremias 30.3, Jeremias 30.7, Jeremias 30.8, Jeremias 30.9, Jeremias 30.10, Jeremias 30.11, Jeremias 30.12–14, Jeremias 30.15, Jeremias 30.16, Jeremias 30.17, Jeremias 30.18, Jeremias 30.19–21, Jeremias 30.22, Jeremias 30.23, Jeremias 30.24, Jeremias 31.1, Jeremias 31.2, Jeremias 31.3, Jeremias 31.4, Jeremias 31.5, Jeremias 31.6, Jeremias 31.7, Jeremias 31.8, Jeremias 31.9, Jeremias 31.10, Jeremias 31.11, Jeremias 31.12, Jeremias 31.13, Jeremias 31.14, Jeremias 31.15, Jeremias 31.15–40, Jeremias 31.16–17, Jeremias 31.18–19, Jeremias 31.19, Jeremias 31.20, Jeremias 31.21, Jeremias 31.26, Jeremias 31.27, Jeremias 31.28, Jeremias 31.29–30, Jeremias 31.31, Jeremias 31.32–34, Jeremias 31.34, Jeremias 31.35–37, Jeremias 31.38, Jeremias 31.39, Jeremias 31.40, Jeremias 32.2, Jeremias 32.4–5, Jeremias 32.6–8, Jeremias 32.9–12, Jeremias 32.10, Jeremias 32.11–12, Jeremias 32.13–14, Jeremias 32.15, Jeremias 32.16, Jeremias 32.16–25, Jeremias 32.17, Jeremias 32.18, Jeremias 32.19, Jeremias 32.20, Jeremias 32.21, Jeremias 32.22, Jeremias 32.23, Jeremias 32.24, Jeremias 32.25, Jeremias 32.26–27, Jeremias 32.26–41, Jeremias 32.28–29, Jeremias 32.30, Jeremias 32.30–35, Jeremias 32.31, Jeremias 32.34–35, Jeremias 32.36–37, Jeremias 32.36–44, Jeremias 32.37, Jeremias 32.38–40, Jeremias 32.39, Jeremias 32.41, Jeremias 32.42–43, Jeremias 32.44, Jeremias 33.1–26, Jeremias 33.2, Jeremias 33.4, Jeremias 33.5, Jeremias 33.8, Jeremias 33.9, Jeremias 33.10–11, Jeremias 33.11, Jeremias 33.12, Jeremias 33.14–15, Jeremias 33.14–18, Jeremias 33.16, Jeremias 33.17, Jeremias 33.18, Jeremias 33.19–22, Jeremias 33.23–26, Jeremias 34.1–7, Jeremias 34.1–39.18, Jeremias 34.2, Jeremias 34.4–5, Jeremias 34.6–7, Jeremias 34.8–22, Jeremias 34.8–35.19, Jeremias 34.15–16, Jeremias 34.17–20, Jeremias 34.21–22, Jeremias 35.1, Jeremias 35.1–19, Jeremias 35.1–36.32, Jeremias 35.2, Jeremias 35.3, Jeremias 35.4, Jeremias 35.6–10, Jeremias 35.12–19, Jeremias 35.14–16, Jeremias 35.17–19, Jeremias 35.19, Jeremias 36.1–2, Jeremias 36.1–32, Jeremias 36.3, Jeremias 36.4, Jeremias 36.5, Jeremias 36.6, Jeremias 36.7, Jeremias 36.8–9, Jeremias 36.10, Jeremias 36.11–13, Jeremias 36.14–16, Jeremias 36.17–18, Jeremias 36.19–20, Jeremias 36.21, Jeremias 36.23–24, Jeremias 36.25, Jeremias 36.26, Jeremias 36.27–32, Jeremias 36.29–31, Jeremias 37.1–2, Jeremias 37.1–38.28, Jeremias 37.3–4, Jeremias 37.5, Jeremias 37.6–10, Jeremias 37.11–12, Jeremias 37.13–16, Jeremias 37.17, Jeremias 37.18–20, Jeremias 37.21, Jeremias 38.1, Jeremias 38.1–13, Jeremias 38.4, Jeremias 38.5, Jeremias 38.6, Jeremias 38.7–8, Jeremias 38.10, Jeremias 38.11–12, Jeremias 38.14, Jeremias 38.14–16, Jeremias 38.17–18, Jeremias 38.19, Jeremias 38.20–22, Jeremias 38.24–28, Jeremias 39.1–10, Jeremias 39.2, Jeremias 39.3, Jeremias 39.4, Jeremias 39.5, Jeremias 39.6, Jeremias 39.7, Jeremias 39.9, Jeremias 39.11–14, Jeremias 39.11–44.30, Jeremias 39.15–17, Jeremias 40.1–6, Jeremias 40.2–3, Jeremias 40.6, Jeremias 40.7–8, Jeremias 40.7–12, Jeremias 40.9–10, Jeremias 40.11–12, Jeremias 40.14, Jeremias 40.16, Jeremias 41.1–2, Jeremias 41.4–5, Jeremias 41.8, Jeremias 41.9, Jeremias 41.10, Jeremias 41.11–12, Jeremias 41.16, Jeremias 41.17–18, Jeremias 42.1–3, Jeremias 42.4, Jeremias 42.5–6, Jeremias 42.10–12, Jeremias 42.13–22, Jeremias 42.21, Jeremias 43.1–7, Jeremias 43.3, Jeremias 43.7, Jeremias 43.10, Jeremias 43.12–13, Jeremias 43.13, Jeremias 44.1, Jeremias 44.2, Jeremias 44.3, Jeremias 44.9, Jeremias 44.11, Jeremias 44.12, Jeremias 44.15, Jeremias 44.15–19, Jeremias 44.17, Jeremias 44.18, Jeremias 44.20–23, Jeremias 44.20–30, Jeremias 44.24–25, Jeremias 44.26–28, Jeremias 44.30, Jeremias 45.1, Jeremias 45.1–5, Jeremias 45.3, Jeremias 45.5, Jeremias 46.1–51.64, Jeremias 46.2–12, Jeremias 46.3–4, Jeremias 46.7–8, Jeremias 46.9–10, Jeremias 46.11, Jeremias 46.13–24, Jeremias 46.15–17, Jeremias 46.18, Jeremias 46.19, Jeremias 46.21, Jeremias 46.22–23, Jeremias 46.25–26, Jeremias 46.27, Jeremias 47.1–7, Jeremias 47.2, Jeremias 47.4, Jeremias 47.5, Jeremias 47.6, Jeremias 47.7, Jeremias 48.1, Jeremias 48.1–47, Jeremias 48.1–49.6, Jeremias 48.2, Jeremias 48.3–4, Jeremias 48.5–6, Jeremias 48.7, Jeremias 48.8–10, Jeremias 48.11–12, Jeremias 48.13, Jeremias 48.18–19, Jeremias 48.20, Jeremias 48.21–25, Jeremias 48.26–27, Jeremias 48.31, Jeremias 48.32, Jeremias 48.34–39, Jeremias 48.35–37, Jeremias 48.39, Jeremias 48.40, Jeremias 48.43–45, Jeremias 48.45, Jeremias 48.47, Jeremias 49.1, Jeremias 49.1–6, Jeremias 49.2, Jeremias 49.3, Jeremias 49.4–6, Jeremias 49.7–8, Jeremias 49.7–22, Jeremias 49.9–11, Jeremias 49.12–22, Jeremias 49.13, Jeremias 49.14, Jeremias 49.15–16, Jeremias 49.18, Jeremias 49.19, Jeremias 49.22, Jeremias 49.23–27, Jeremias 49.25, Jeremias 49.27, Jeremias 49.28–29, Jeremias 49.28–33, Jeremias 49.30, Jeremias 49.34–39, Jeremias 49.35, Jeremias 49.36, Jeremias 49.37, Jeremias 49.38, Jeremias 49.39, Jeremias 50.1–51.64, Jeremias 50.2, Jeremias 50.3, Jeremias 50.4, Jeremias 50.4–10, Jeremias 50.5, Jeremias 50.6, Jeremias 50.7, Jeremias 50.8–9, Jeremias 50.11, Jeremias 50.11–16, Jeremias 50.12, Jeremias 50.14, Jeremias 50.15, Jeremias 50.16, Jeremias 50.17, Jeremias 50.17–20, Jeremias 50.18–19, Jeremias 50.20, Jeremias 50.21, Jeremias 50.28, Jeremias 50.29–30, Jeremias 50.31–32, Jeremias 50.33–34, Jeremias 50.35–38, Jeremias 50.38, Jeremias 50.39–40, Jeremias 50.43, Jeremias 50.44–46, Jeremias 51.1–2, Jeremias 51.3–4, Jeremias 51.5, Jeremias 51.6, Jeremias 51.7, Jeremias 51.8, Jeremias 51.9–10, Jeremias 51.11–12, Jeremias 51.15–16, Jeremias 51.15–19, Jeremias 51.20, Jeremias 51.27–28, Jeremias 51.29–30, Jeremias 51.31, Jeremias 51.33, Jeremias 51.35, Jeremias 51.36, Jeremias 51.37, Jeremias 51.38–40, Jeremias 51.42, Jeremias 51.44, Jeremias 51.45, Jeremias 51.45–53, Jeremias 51.46, Jeremias 51.47–48, Jeremias 51.49–50, Jeremias 51.51, Jeremias 51.52, Jeremias 51.53, Jeremias 51.54, Jeremias 51.55–56, Jeremias 51.57, Jeremias 51.59, Jeremias 51.59–64, Jeremias 51.63–64, Jeremias 52.1–34, Jeremias 52.9, Jeremias 52.10, Jeremias 52.11, Jeremias 52.12, Jeremias 52.12–21, Jeremias 52.13, Jeremias 52.15, Jeremias 52.17–23, Jeremias 52.21, Jeremias 52.23, Jeremias 52.25, Jeremias 52.28, Jeremias 52.28–30, Jeremias 52.29, Jeremias 52.31–34</w:t>
+      </w:r>
+      <w:r/>
+    </w:p>
+    <w:p>
+      <w:r/>
+      <w:r>
+        <w:t xml:space="preserve"> </w:t>
+      </w:r>
+      <w:r/>
+      <w:r/>
+    </w:p>
+    <w:p>
+      <w:pPr>
+        <w:sectPr>
           <w:footnotePr>
             <w:numRestart w:val="eachSect"/>
           </w:footnotePr>

--- a/por/docx/24.content.docx
+++ b/por/docx/24.content.docx
@@ -163,13 +163,6 @@
         <w:rPr>
           <w:lang w:val="pt_PT" w:bidi="pt_PT"/>
         </w:rPr>
-      </w:r>
-      <w:r>
-        <w:rPr>
-          <w:i/>
-          <w:lang w:val="pt_PT" w:bidi="pt_PT"/>
-        </w:rPr>
-        <w:t>Jeremias 1.1–19, Jeremias 1.2–3, Jeremias 1.4–5, Jeremias 1.6, Jeremias 1.7–8, Jeremias 1.9, Jeremias 1.11–12, Jeremias 1.13–14, Jeremias 1.17, Jeremias 1.18, Jeremias 1.19, Jeremias 2.1–13, Jeremias 2.2, Jeremias 2.3, Jeremias 2.5, Jeremias 2.6, Jeremias 2.7, Jeremias 2.8, Jeremias 2.9, Jeremias 2.10, Jeremias 2.11, Jeremias 2.12, Jeremias 2.13, Jeremias 2.14, Jeremias 2.14–22, Jeremias 2.15, Jeremias 2.16, Jeremias 2.18, Jeremias 2.19, Jeremias 2.20–21, Jeremias 2.22, Jeremias 2.23, Jeremias 2.23–3.5, Jeremias 2.25, Jeremias 2.26, Jeremias 2.27, Jeremias 2.28, Jeremias 2.30, Jeremias 2.31, Jeremias 2.32, Jeremias 2.33–34, Jeremias 2.35, Jeremias 2.36, Jeremias 3.1, Jeremias 3.1–5, Jeremias 3.2, Jeremias 3.3, Jeremias 3.4–5, Jeremias 3.6–10, Jeremias 3.7–8, Jeremias 3.8, Jeremias 3.9, Jeremias 3.10, Jeremias 3.11–4.2, Jeremias 3.12, Jeremias 3.13, Jeremias 3.14, Jeremias 3.15, Jeremias 3.16, Jeremias 3.17, Jeremias 3.18, Jeremias 3.19–20, Jeremias 3.21–4.2, Jeremias 3.22, Jeremias 3.22–24, Jeremias 4.1, Jeremias 4.2, Jeremias 4.3, Jeremias 4.3–18, Jeremias 4.4, Jeremias 4.5–6, Jeremias 4.7, Jeremias 4.8, Jeremias 4.9, Jeremias 4.10, Jeremias 4.11–12, Jeremias 4.13, Jeremias 4.14–15, Jeremias 4.17–18, Jeremias 4.19–21, Jeremias 4.23–26, Jeremias 4.28, Jeremias 4.29, Jeremias 4.30, Jeremias 4.31, Jeremias 5.1–2, Jeremias 5.3, Jeremias 5.4–5, Jeremias 5.6, Jeremias 5.7–8, Jeremias 5.9, Jeremias 5.10–13, Jeremias 5.12–13, Jeremias 5.14–19, Jeremias 5.15, Jeremias 5.16–17, Jeremias 5.18–19, Jeremias 5.20–21, Jeremias 5.22, Jeremias 5.23–25, Jeremias 5.26–28, Jeremias 5.29–31, Jeremias 6.1, Jeremias 6.1–9, Jeremias 6.2–5, Jeremias 6.6–7, Jeremias 6.8, Jeremias 6.9, Jeremias 6.10, Jeremias 6.10–15, Jeremias 6.11–12, Jeremias 6.13, Jeremias 6.14, Jeremias 6.16, Jeremias 6.16–21, Jeremias 6.17, Jeremias 6.18–19, Jeremias 6.20, Jeremias 6.22–23, Jeremias 6.22–30, Jeremias 6.26, Jeremias 6.27, Jeremias 6.27–30, Jeremias 6.28, Jeremias 6.29, Jeremias 6.30, Jeremias 7.1–2, Jeremias 7.1–15, Jeremias 7.3–4, Jeremias 7.5–7, Jeremias 7.8–10, Jeremias 7.11, Jeremias 7.12, Jeremias 7.12–15, Jeremias 7.13–15, Jeremias 7.16, Jeremias 7.17–18, Jeremias 7.19, Jeremias 7.20–23, Jeremias 7.24–26, Jeremias 7.27–29, Jeremias 7.30–34, Jeremias 7.30–8.3, Jeremias 8.1–2, Jeremias 8.4–7, Jeremias 8.4–17, Jeremias 8.6, Jeremias 8.7, Jeremias 8.8, Jeremias 8.8–13, Jeremias 8.9–10, Jeremias 8.10–12, Jeremias 8.13, Jeremias 8.14–15, Jeremias 8.16, Jeremias 8.18–9.26, Jeremias 8.20, Jeremias 8.21–22, Jeremias 8.22, Jeremias 9.2, Jeremias 9.3, Jeremias 9.3–16, Jeremias 9.4–6, Jeremias 9.7–9, Jeremias 9.10, Jeremias 9.11, Jeremias 9.12, Jeremias 9.13–14, Jeremias 9.15–16, Jeremias 9.17, Jeremias 9.17–26, Jeremias 9.18–19, Jeremias 9.20–21, Jeremias 9.23, Jeremias 9.23–24, Jeremias 9.24, Jeremias 9.25, Jeremias 9.26, Jeremias 10.1, Jeremias 10.1–16, Jeremias 10.1–25, Jeremias 10.2, Jeremias 10.3, Jeremias 10.4, Jeremias 10.5, Jeremias 10.6, Jeremias 10.7, Jeremias 10.9, Jeremias 10.10, Jeremias 10.11, Jeremias 10.12, Jeremias 10.12–16, Jeremias 10.13, Jeremias 10.16, Jeremias 10.17–18, Jeremias 10.17–22, Jeremias 10.19, Jeremias 10.20, Jeremias 10.21, Jeremias 10.22, Jeremias 10.23–25, Jeremias 11.1–3, Jeremias 11.1–17, Jeremias 11.4, Jeremias 11.5, Jeremias 11.6–7, Jeremias 11.8, Jeremias 11.9–10, Jeremias 11.11, Jeremias 11.12, Jeremias 11.13, Jeremias 11.14, Jeremias 11.15, Jeremias 11.16–17, Jeremias 11.18–19, Jeremias 11.18–23, Jeremias 11.20, Jeremias 11.21–23, Jeremias 12.1, Jeremias 12.1–4, Jeremias 12.2, Jeremias 12.3, Jeremias 12.4, Jeremias 12.5, Jeremias 12.5–13, Jeremias 12.6, Jeremias 12.7–13, Jeremias 12.9, Jeremias 12.10, Jeremias 12.10–13, Jeremias 12.11, Jeremias 12.12, Jeremias 12.13, Jeremias 12.14, Jeremias 12.14–17, Jeremias 12.15, Jeremias 12.16, Jeremias 12.17, Jeremias 13.1–2, Jeremias 13.1–14, Jeremias 13.3–5, Jeremias 13.6–7, Jeremias 13.8–9, Jeremias 13.10–11, Jeremias 13.12–14, Jeremias 13.15–16, Jeremias 13.17, Jeremias 13.18–19, Jeremias 13.20–22, Jeremias 13.23, Jeremias 13.24, Jeremias 13.24–27, Jeremias 13.25, Jeremias 13.26, Jeremias 13.27, Jeremias 14.1–22, Jeremias 14.2–3, Jeremias 14.4–6, Jeremias 14.7–9, Jeremias 14.10, Jeremias 14.11–12, Jeremias 14.13–16, Jeremias 14.17–18, Jeremias 14.19–22, Jeremias 14.22, Jeremias 15.1, Jeremias 15.1–9, Jeremias 15.2, Jeremias 15.4, Jeremias 15.5, Jeremias 15.6–7, Jeremias 15.8–9, Jeremias 15.10, Jeremias 15.10–21, Jeremias 15.11, Jeremias 15.11–14, Jeremias 15.12, Jeremias 15.13–14, Jeremias 15.15–18, Jeremias 15.16–17, Jeremias 15.18, Jeremias 15.19, Jeremias 15.20–21, Jeremias 16.1–2, Jeremias 16.1–18, Jeremias 16.3–4, Jeremias 16.5–7, Jeremias 16.8–9, Jeremias 16.10, Jeremias 16.11–13, Jeremias 16.14–15, Jeremias 16.14–18, Jeremias 16.16, Jeremias 16.18, Jeremias 16.19–20, Jeremias 16.21, Jeremias 17.1, Jeremias 17.1–4, Jeremias 17.2, Jeremias 17.3, Jeremias 17.4, Jeremias 17.5, Jeremias 17.5–10, Jeremias 17.6, Jeremias 17.7–8, Jeremias 17.9–10, Jeremias 17.11, Jeremias 17.11–13, Jeremias 17.11–18, Jeremias 17.12, Jeremias 17.14, Jeremias 17.14–18, Jeremias 17.15, Jeremias 17.16, Jeremias 17.17, Jeremias 17.18, Jeremias 17.19–20, Jeremias 17.19–27, Jeremias 17.21–22, Jeremias 17.23, Jeremias 17.24–25, Jeremias 17.26, Jeremias 17.27, Jeremias 18.1–4, Jeremias 18.1–11, Jeremias 18.5–6, Jeremias 18.7–10, Jeremias 18.11, Jeremias 18.12, Jeremias 18.13, Jeremias 18.13–17, Jeremias 18.14–15, Jeremias 18.16–17, Jeremias 18.18, Jeremias 18.18–23, Jeremias 18.19–20, Jeremias 18.21–23, Jeremias 19.1–15, Jeremias 19.4–5, Jeremias 19.6, Jeremias 19.9, Jeremias 19.10–13, Jeremias 19.14–15, Jeremias 20.1–2, Jeremias 20.1–6, Jeremias 20.3, Jeremias 20.4–5, Jeremias 20.6, Jeremias 20.7, Jeremias 20.8–9, Jeremias 20.10, Jeremias 20.11, Jeremias 20.12, Jeremias 20.13, Jeremias 20.14–18, Jeremias 20.16, Jeremias 20.17–18, Jeremias 21.1, Jeremias 21.1–10, Jeremias 21.1–28.17, Jeremias 21.2, Jeremias 21.3–7, Jeremias 21.8–10, Jeremias 21.11–12, Jeremias 21.11–14, Jeremias 21.13–14, Jeremias 22.1–5, Jeremias 22.1–23.8, Jeremias 22.3, Jeremias 22.6–7, Jeremias 22.6–9, Jeremias 22.8–9, Jeremias 22.10–12, Jeremias 22.10–30, Jeremias 22.13, Jeremias 22.13–23, Jeremias 22.14, Jeremias 22.15–16, Jeremias 22.17, Jeremias 22.18–23, Jeremias 22.19, Jeremias 22.20, Jeremias 22.22, Jeremias 22.24–30, Jeremias 22.25–27, Jeremias 22.28–30, Jeremias 22.29, Jeremias 22.30, Jeremias 23.1, Jeremias 23.1–8, Jeremias 23.3, Jeremias 23.4, Jeremias 23.5, Jeremias 23.6, Jeremias 23.9–10, Jeremias 23.9–32, Jeremias 23.10, Jeremias 23.11, Jeremias 23.12, Jeremias 23.13–14, Jeremias 23.15, Jeremias 23.16, Jeremias 23.16–32, Jeremias 23.17, Jeremias 23.18–19, Jeremias 23.19–20, Jeremias 23.21–24, Jeremias 23.22, Jeremias 23.23–24, Jeremias 23.25–27, Jeremias 23.28, Jeremias 23.29, Jeremias 23.30–32, Jeremias 23.33, Jeremias 23.33–40, Jeremias 23.34–35, Jeremias 23.36, Jeremias 23.37–40, Jeremias 23.40, Jeremias 24.1, Jeremias 24.1–10, Jeremias 24.4–7, Jeremias 24.7, Jeremias 24.8–10, Jeremias 25.1, Jeremias 25.1–14, Jeremias 25.3, Jeremias 25.4, Jeremias 25.5–6, Jeremias 25.7–9, Jeremias 25.10, Jeremias 25.11, Jeremias 25.12–14, Jeremias 25.15, Jeremias 25.15–38, Jeremias 25.16, Jeremias 25.17, Jeremias 25.18, Jeremias 25.19–20, Jeremias 25.21–22, Jeremias 25.23–26, Jeremias 25.27–29, Jeremias 25.30–31, Jeremias 25.32–33, Jeremias 25.34–35, Jeremias 25.36, Jeremias 25.37–38, Jeremias 25.38, Jeremias 26.1–24, Jeremias 26.2, Jeremias 26.3, Jeremias 26.4–6, Jeremias 26.7–9, Jeremias 26.10–15, Jeremias 26.12–13, Jeremias 26.14–15, Jeremias 26.16, Jeremias 26.17–19, Jeremias 26.24, Jeremias 27.1–22, Jeremias 27.4–5, Jeremias 27.6–8, Jeremias 27.8, Jeremias 27.9–10, Jeremias 27.12–15, Jeremias 27.16, Jeremias 27.18–19, Jeremias 27.20–22, Jeremias 27.22, Jeremias 28.1, Jeremias 28.1–17, Jeremias 28.2–3, Jeremias 28.4, Jeremias 28.5–6, Jeremias 28.7–9, Jeremias 28.10–11, Jeremias 28.12–14, Jeremias 28.15–17, Jeremias 29.1–23, Jeremias 29.2, Jeremias 29.5–7, Jeremias 29.8–9, Jeremias 29.10, Jeremias 29.11, Jeremias 29.12–13, Jeremias 29.15, Jeremias 29.16–18, Jeremias 29.20–22, Jeremias 29.24–32, Jeremias 29.29, Jeremias 29.30–32, Jeremias 30.1–24, Jeremias 30.1–33.26, Jeremias 30.3, Jeremias 30.7, Jeremias 30.8, Jeremias 30.9, Jeremias 30.10, Jeremias 30.11, Jeremias 30.12–14, Jeremias 30.15, Jeremias 30.16, Jeremias 30.17, Jeremias 30.18, Jeremias 30.19–21, Jeremias 30.22, Jeremias 30.23, Jeremias 30.24, Jeremias 31.1, Jeremias 31.2, Jeremias 31.3, Jeremias 31.4, Jeremias 31.5, Jeremias 31.6, Jeremias 31.7, Jeremias 31.8, Jeremias 31.9, Jeremias 31.10, Jeremias 31.11, Jeremias 31.12, Jeremias 31.13, Jeremias 31.14, Jeremias 31.15, Jeremias 31.15–40, Jeremias 31.16–17, Jeremias 31.18–19, Jeremias 31.19, Jeremias 31.20, Jeremias 31.21, Jeremias 31.26, Jeremias 31.27, Jeremias 31.28, Jeremias 31.29–30, Jeremias 31.31, Jeremias 31.32–34, Jeremias 31.34, Jeremias 31.35–37, Jeremias 31.38, Jeremias 31.39, Jeremias 31.40, Jeremias 32.2, Jeremias 32.4–5, Jeremias 32.6–8, Jeremias 32.9–12, Jeremias 32.10, Jeremias 32.11–12, Jeremias 32.13–14, Jeremias 32.15, Jeremias 32.16, Jeremias 32.16–25, Jeremias 32.17, Jeremias 32.18, Jeremias 32.19, Jeremias 32.20, Jeremias 32.21, Jeremias 32.22, Jeremias 32.23, Jeremias 32.24, Jeremias 32.25, Jeremias 32.26–27, Jeremias 32.26–41, Jeremias 32.28–29, Jeremias 32.30, Jeremias 32.30–35, Jeremias 32.31, Jeremias 32.34–35, Jeremias 32.36–37, Jeremias 32.36–44, Jeremias 32.37, Jeremias 32.38–40, Jeremias 32.39, Jeremias 32.41, Jeremias 32.42–43, Jeremias 32.44, Jeremias 33.1–26, Jeremias 33.2, Jeremias 33.4, Jeremias 33.5, Jeremias 33.8, Jeremias 33.9, Jeremias 33.10–11, Jeremias 33.11, Jeremias 33.12, Jeremias 33.14–15, Jeremias 33.14–18, Jeremias 33.16, Jeremias 33.17, Jeremias 33.18, Jeremias 33.19–22, Jeremias 33.23–26, Jeremias 34.1–7, Jeremias 34.1–39.18, Jeremias 34.2, Jeremias 34.4–5, Jeremias 34.6–7, Jeremias 34.8–22, Jeremias 34.8–35.19, Jeremias 34.15–16, Jeremias 34.17–20, Jeremias 34.21–22, Jeremias 35.1, Jeremias 35.1–19, Jeremias 35.1–36.32, Jeremias 35.2, Jeremias 35.3, Jeremias 35.4, Jeremias 35.6–10, Jeremias 35.12–19, Jeremias 35.14–16, Jeremias 35.17–19, Jeremias 35.19, Jeremias 36.1–2, Jeremias 36.1–32, Jeremias 36.3, Jeremias 36.4, Jeremias 36.5, Jeremias 36.6, Jeremias 36.7, Jeremias 36.8–9, Jeremias 36.10, Jeremias 36.11–13, Jeremias 36.14–16, Jeremias 36.17–18, Jeremias 36.19–20, Jeremias 36.21, Jeremias 36.23–24, Jeremias 36.25, Jeremias 36.26, Jeremias 36.27–32, Jeremias 36.29–31, Jeremias 37.1–2, Jeremias 37.1–38.28, Jeremias 37.3–4, Jeremias 37.5, Jeremias 37.6–10, Jeremias 37.11–12, Jeremias 37.13–16, Jeremias 37.17, Jeremias 37.18–20, Jeremias 37.21, Jeremias 38.1, Jeremias 38.1–13, Jeremias 38.4, Jeremias 38.5, Jeremias 38.6, Jeremias 38.7–8, Jeremias 38.10, Jeremias 38.11–12, Jeremias 38.14, Jeremias 38.14–16, Jeremias 38.17–18, Jeremias 38.19, Jeremias 38.20–22, Jeremias 38.24–28, Jeremias 39.1–10, Jeremias 39.2, Jeremias 39.3, Jeremias 39.4, Jeremias 39.5, Jeremias 39.6, Jeremias 39.7, Jeremias 39.9, Jeremias 39.11–14, Jeremias 39.11–44.30, Jeremias 39.15–17, Jeremias 40.1–6, Jeremias 40.2–3, Jeremias 40.6, Jeremias 40.7–8, Jeremias 40.7–12, Jeremias 40.9–10, Jeremias 40.11–12, Jeremias 40.14, Jeremias 40.16, Jeremias 41.1–2, Jeremias 41.4–5, Jeremias 41.8, Jeremias 41.9, Jeremias 41.10, Jeremias 41.11–12, Jeremias 41.16, Jeremias 41.17–18, Jeremias 42.1–3, Jeremias 42.4, Jeremias 42.5–6, Jeremias 42.10–12, Jeremias 42.13–22, Jeremias 42.21, Jeremias 43.1–7, Jeremias 43.3, Jeremias 43.7, Jeremias 43.10, Jeremias 43.12–13, Jeremias 43.13, Jeremias 44.1, Jeremias 44.2, Jeremias 44.3, Jeremias 44.9, Jeremias 44.11, Jeremias 44.12, Jeremias 44.15, Jeremias 44.15–19, Jeremias 44.17, Jeremias 44.18, Jeremias 44.20–23, Jeremias 44.20–30, Jeremias 44.24–25, Jeremias 44.26–28, Jeremias 44.30, Jeremias 45.1, Jeremias 45.1–5, Jeremias 45.3, Jeremias 45.5, Jeremias 46.1–51.64, Jeremias 46.2–12, Jeremias 46.3–4, Jeremias 46.7–8, Jeremias 46.9–10, Jeremias 46.11, Jeremias 46.13–24, Jeremias 46.15–17, Jeremias 46.18, Jeremias 46.19, Jeremias 46.21, Jeremias 46.22–23, Jeremias 46.25–26, Jeremias 46.27, Jeremias 47.1–7, Jeremias 47.2, Jeremias 47.4, Jeremias 47.5, Jeremias 47.6, Jeremias 47.7, Jeremias 48.1, Jeremias 48.1–47, Jeremias 48.1–49.6, Jeremias 48.2, Jeremias 48.3–4, Jeremias 48.5–6, Jeremias 48.7, Jeremias 48.8–10, Jeremias 48.11–12, Jeremias 48.13, Jeremias 48.18–19, Jeremias 48.20, Jeremias 48.21–25, Jeremias 48.26–27, Jeremias 48.31, Jeremias 48.32, Jeremias 48.34–39, Jeremias 48.35–37, Jeremias 48.39, Jeremias 48.40, Jeremias 48.43–45, Jeremias 48.45, Jeremias 48.47, Jeremias 49.1, Jeremias 49.1–6, Jeremias 49.2, Jeremias 49.3, Jeremias 49.4–6, Jeremias 49.7–8, Jeremias 49.7–22, Jeremias 49.9–11, Jeremias 49.12–22, Jeremias 49.13, Jeremias 49.14, Jeremias 49.15–16, Jeremias 49.18, Jeremias 49.19, Jeremias 49.22, Jeremias 49.23–27, Jeremias 49.25, Jeremias 49.27, Jeremias 49.28–29, Jeremias 49.28–33, Jeremias 49.30, Jeremias 49.34–39, Jeremias 49.35, Jeremias 49.36, Jeremias 49.37, Jeremias 49.38, Jeremias 49.39, Jeremias 50.1–51.64, Jeremias 50.2, Jeremias 50.3, Jeremias 50.4, Jeremias 50.4–10, Jeremias 50.5, Jeremias 50.6, Jeremias 50.7, Jeremias 50.8–9, Jeremias 50.11, Jeremias 50.11–16, Jeremias 50.12, Jeremias 50.14, Jeremias 50.15, Jeremias 50.16, Jeremias 50.17, Jeremias 50.17–20, Jeremias 50.18–19, Jeremias 50.20, Jeremias 50.21, Jeremias 50.28, Jeremias 50.29–30, Jeremias 50.31–32, Jeremias 50.33–34, Jeremias 50.35–38, Jeremias 50.38, Jeremias 50.39–40, Jeremias 50.43, Jeremias 50.44–46, Jeremias 51.1–2, Jeremias 51.3–4, Jeremias 51.5, Jeremias 51.6, Jeremias 51.7, Jeremias 51.8, Jeremias 51.9–10, Jeremias 51.11–12, Jeremias 51.15–16, Jeremias 51.15–19, Jeremias 51.20, Jeremias 51.27–28, Jeremias 51.29–30, Jeremias 51.31, Jeremias 51.33, Jeremias 51.35, Jeremias 51.36, Jeremias 51.37, Jeremias 51.38–40, Jeremias 51.42, Jeremias 51.44, Jeremias 51.45, Jeremias 51.45–53, Jeremias 51.46, Jeremias 51.47–48, Jeremias 51.49–50, Jeremias 51.51, Jeremias 51.52, Jeremias 51.53, Jeremias 51.54, Jeremias 51.55–56, Jeremias 51.57, Jeremias 51.59, Jeremias 51.59–64, Jeremias 51.63–64, Jeremias 52.1–34, Jeremias 52.9, Jeremias 52.10, Jeremias 52.11, Jeremias 52.12, Jeremias 52.12–21, Jeremias 52.13, Jeremias 52.15, Jeremias 52.17–23, Jeremias 52.21, Jeremias 52.23, Jeremias 52.25, Jeremias 52.28, Jeremias 52.28–30, Jeremias 52.29, Jeremias 52.31–34</w:t>
       </w:r>
       <w:r>
         <w:rPr>

--- a/por/docx/24.content.docx
+++ b/por/docx/24.content.docx
@@ -150,19 +150,6 @@
           <w:lang w:val="pt_PT" w:bidi="pt_PT"/>
         </w:rPr>
         <w:t>JER</w:t>
-      </w:r>
-      <w:r>
-        <w:rPr>
-          <w:lang w:val="pt_PT" w:bidi="pt_PT"/>
-        </w:rPr>
-      </w:r>
-    </w:p>
-    <w:p>
-      <w:pPr/>
-      <w:r>
-        <w:rPr>
-          <w:lang w:val="pt_PT" w:bidi="pt_PT"/>
-        </w:rPr>
       </w:r>
       <w:r>
         <w:rPr>

--- a/por/docx/24.content.docx
+++ b/por/docx/24.content.docx
@@ -19,7 +19,7 @@
         <w:rPr>
           <w:lang w:val="pt_PT" w:bidi="pt_PT"/>
         </w:rPr>
-        <w:t>Resource: Notas de Estudo (Tyndale)</w:t>
+        <w:t>Resource: Tyndale Open Study Notes</w:t>
       </w:r>
       <w:r>
         <w:rPr>
@@ -112,7 +112,7 @@
         <w:rPr>
           <w:lang w:val="pt_PT" w:bidi="pt_PT"/>
         </w:rPr>
-        <w:t>Notas de Estudo (Tyndale)</w:t>
+        <w:t>Tyndale Open Study Notes</w:t>
       </w:r>
     </w:p>
     <w:p>

--- a/por/docx/24.content.docx
+++ b/por/docx/24.content.docx
@@ -19,7 +19,7 @@
         <w:rPr>
           <w:lang w:val="pt_PT" w:bidi="pt_PT"/>
         </w:rPr>
-        <w:t>Resource: Tyndale Open Study Notes</w:t>
+        <w:t>Resource: Aquifer Open Study Notes</w:t>
       </w:r>
       <w:r>
         <w:rPr>
@@ -112,7 +112,7 @@
         <w:rPr>
           <w:lang w:val="pt_PT" w:bidi="pt_PT"/>
         </w:rPr>
-        <w:t>Tyndale Open Study Notes</w:t>
+        <w:t>Aquifer Open Study Notes</w:t>
       </w:r>
     </w:p>
     <w:p>
